--- a/rapport_e-joutia.docx
+++ b/rapport_e-joutia.docx
@@ -433,7 +433,6 @@
         <w:spacing w:after="200"/>
         <w:rPr>
           <w:rFonts w:asciiTheme="majorBidi" w:hAnsiTheme="majorBidi" w:cstheme="majorBidi"/>
-          <w:lang w:val="en-US"/>
         </w:rPr>
       </w:pPr>
       <w:r>
@@ -453,7 +452,6 @@
           <w:bCs/>
           <w:sz w:val="28"/>
           <w:szCs w:val="28"/>
-          <w:lang w:val="en-US"/>
         </w:rPr>
         <w:t xml:space="preserve">GitHub </w:t>
       </w:r>
@@ -464,21 +462,16 @@
           <w:bCs/>
           <w:sz w:val="28"/>
           <w:szCs w:val="28"/>
-          <w:lang w:val="en-US"/>
         </w:rPr>
         <w:t>Link</w:t>
       </w:r>
       <w:r>
         <w:rPr>
           <w:rFonts w:asciiTheme="majorBidi" w:hAnsiTheme="majorBidi" w:cstheme="majorBidi"/>
-          <w:lang w:val="en-US"/>
-        </w:rPr>
-        <w:t>:</w:t>
-      </w:r>
-      <w:r>
-        <w:rPr>
-          <w:lang w:val="en-US"/>
-        </w:rPr>
+        </w:rPr>
+        <w:t xml:space="preserve"> :</w:t>
+      </w:r>
+      <w:r>
         <w:t xml:space="preserve"> </w:t>
       </w:r>
       <w:hyperlink r:id="rId8" w:history="1">
@@ -486,22 +479,17 @@
           <w:rPr>
             <w:rStyle w:val="Hyperlink"/>
             <w:rFonts w:asciiTheme="majorBidi" w:hAnsiTheme="majorBidi" w:cstheme="majorBidi"/>
-            <w:lang w:val="en-US"/>
           </w:rPr>
           <w:t>https://github.com/chahidzaid-ai/E-joutia-</w:t>
         </w:r>
         <w:r>
           <w:rPr>
             <w:rStyle w:val="Hyperlink"/>
-            <w:lang w:val="en-US"/>
           </w:rPr>
           <w:t xml:space="preserve"> </w:t>
         </w:r>
       </w:hyperlink>
       <w:r>
-        <w:rPr>
-          <w:lang w:val="en-US"/>
-        </w:rPr>
         <w:t xml:space="preserve"> </w:t>
       </w:r>
     </w:p>
@@ -510,7 +498,6 @@
         <w:spacing w:after="200"/>
         <w:rPr>
           <w:rFonts w:asciiTheme="majorBidi" w:hAnsiTheme="majorBidi" w:cstheme="majorBidi"/>
-          <w:lang w:val="en-US"/>
         </w:rPr>
       </w:pPr>
     </w:p>
@@ -519,7 +506,6 @@
         <w:spacing w:after="200"/>
         <w:rPr>
           <w:rFonts w:asciiTheme="majorBidi" w:hAnsiTheme="majorBidi" w:cstheme="majorBidi"/>
-          <w:lang w:val="en-US"/>
         </w:rPr>
       </w:pPr>
     </w:p>
@@ -1071,6 +1057,7 @@
       <w:r>
         <w:rPr>
           <w:rFonts w:asciiTheme="majorBidi" w:hAnsiTheme="majorBidi" w:cstheme="majorBidi"/>
+          <w:noProof/>
         </w:rPr>
         <w:drawing>
           <wp:inline distT="0" distB="0" distL="0" distR="0" wp14:anchorId="5AD09FD8" wp14:editId="10911144">
@@ -7070,7 +7057,7 @@
           <w:szCs w:val="24"/>
         </w:rPr>
         <w:drawing>
-          <wp:inline distT="0" distB="0" distL="0" distR="0" wp14:anchorId="6E391825" wp14:editId="7F0D7BF1">
+          <wp:inline distT="0" distB="0" distL="0" distR="0" wp14:anchorId="6E391825" wp14:editId="38F30349">
             <wp:extent cx="2574925" cy="5054600"/>
             <wp:effectExtent l="0" t="0" r="0" b="0"/>
             <wp:docPr id="939482530" name="Picture 4"/>
@@ -7128,7 +7115,7 @@
           <w:szCs w:val="24"/>
         </w:rPr>
         <w:drawing>
-          <wp:inline distT="0" distB="0" distL="0" distR="0" wp14:anchorId="2AA5940A" wp14:editId="2AD3165B">
+          <wp:inline distT="0" distB="0" distL="0" distR="0" wp14:anchorId="2AA5940A" wp14:editId="4FE5AB8C">
             <wp:extent cx="2675890" cy="5056433"/>
             <wp:effectExtent l="0" t="0" r="0" b="0"/>
             <wp:docPr id="1440194617" name="Picture 5"/>
@@ -7273,7 +7260,7 @@
           <w:szCs w:val="24"/>
         </w:rPr>
         <w:drawing>
-          <wp:inline distT="0" distB="0" distL="0" distR="0" wp14:anchorId="30C8DDAB" wp14:editId="09CCA78F">
+          <wp:inline distT="0" distB="0" distL="0" distR="0" wp14:anchorId="30C8DDAB" wp14:editId="4A8E4B25">
             <wp:extent cx="2781718" cy="6150635"/>
             <wp:effectExtent l="0" t="0" r="0" b="2540"/>
             <wp:docPr id="795924247" name="Picture 6"/>
@@ -7342,6 +7329,7 @@
       <w:r>
         <w:rPr>
           <w:rFonts w:asciiTheme="majorBidi" w:hAnsiTheme="majorBidi" w:cstheme="majorBidi"/>
+          <w:noProof/>
           <w:sz w:val="24"/>
           <w:szCs w:val="24"/>
         </w:rPr>

--- a/rapport_e-joutia.docx
+++ b/rapport_e-joutia.docx
@@ -413,11 +413,6 @@
     </w:p>
     <w:p>
       <w:pPr>
-        <w:pStyle w:val="Heading1"/>
-      </w:pPr>
-    </w:p>
-    <w:p>
-      <w:pPr>
         <w:spacing w:after="200"/>
         <w:rPr>
           <w:rFonts w:asciiTheme="majorBidi" w:hAnsiTheme="majorBidi" w:cstheme="majorBidi"/>
@@ -496,16 +491,66 @@
     <w:p>
       <w:pPr>
         <w:spacing w:after="200"/>
-        <w:rPr>
-          <w:rFonts w:asciiTheme="majorBidi" w:hAnsiTheme="majorBidi" w:cstheme="majorBidi"/>
-        </w:rPr>
-      </w:pPr>
+        <w:jc w:val="center"/>
+        <w:rPr>
+          <w:rFonts w:asciiTheme="majorBidi" w:hAnsiTheme="majorBidi" w:cstheme="majorBidi"/>
+          <w:b/>
+          <w:bCs/>
+          <w:sz w:val="28"/>
+          <w:szCs w:val="28"/>
+          <w:lang w:val="en-US"/>
+        </w:rPr>
+      </w:pPr>
+      <w:r>
+        <w:rPr>
+          <w:rFonts w:asciiTheme="majorBidi" w:hAnsiTheme="majorBidi" w:cstheme="majorBidi"/>
+          <w:b/>
+          <w:bCs/>
+          <w:sz w:val="28"/>
+          <w:szCs w:val="28"/>
+          <w:lang w:val="en-US"/>
+        </w:rPr>
+        <w:t>Video link:</w:t>
+      </w:r>
+      <w:r>
+        <w:rPr>
+          <w:lang w:val="en-US"/>
+        </w:rPr>
+        <w:t xml:space="preserve"> </w:t>
+      </w:r>
+      <w:hyperlink r:id="rId9" w:history="1">
+        <w:r>
+          <w:rPr>
+            <w:rStyle w:val="Hyperlink"/>
+            <w:rFonts w:asciiTheme="majorBidi" w:hAnsiTheme="majorBidi" w:cstheme="majorBidi"/>
+            <w:lang w:val="en-US"/>
+          </w:rPr>
+          <w:t>https://drive.google.com/file/d/19</w:t>
+        </w:r>
+        <w:r>
+          <w:rPr>
+            <w:rStyle w:val="Hyperlink"/>
+            <w:rFonts w:asciiTheme="majorBidi" w:hAnsiTheme="majorBidi" w:cstheme="majorBidi"/>
+            <w:lang w:val="en-US"/>
+          </w:rPr>
+          <w:t>S</w:t>
+        </w:r>
+        <w:r>
+          <w:rPr>
+            <w:rStyle w:val="Hyperlink"/>
+            <w:rFonts w:asciiTheme="majorBidi" w:hAnsiTheme="majorBidi" w:cstheme="majorBidi"/>
+            <w:lang w:val="en-US"/>
+          </w:rPr>
+          <w:t>dIDUSYpKHnJ6VOcvHtKcsk-kf41Sxr/view?usp=sharing</w:t>
+        </w:r>
+      </w:hyperlink>
     </w:p>
     <w:p>
       <w:pPr>
         <w:spacing w:after="200"/>
         <w:rPr>
           <w:rFonts w:asciiTheme="majorBidi" w:hAnsiTheme="majorBidi" w:cstheme="majorBidi"/>
+          <w:lang w:val="en-US"/>
         </w:rPr>
       </w:pPr>
     </w:p>
@@ -582,6 +627,18 @@
         </w:rPr>
         <w:t>6</w:t>
       </w:r>
+    </w:p>
+    <w:p>
+      <w:pPr>
+        <w:jc w:val="center"/>
+        <w:rPr>
+          <w:rFonts w:ascii="Times New Roman" w:hAnsi="Times New Roman" w:cs="Times New Roman"/>
+          <w:b/>
+          <w:bCs/>
+          <w:sz w:val="28"/>
+          <w:szCs w:val="28"/>
+        </w:rPr>
+      </w:pPr>
     </w:p>
     <w:p>
       <w:pPr>
@@ -997,7 +1054,7 @@
                     <pic:cNvPicPr/>
                   </pic:nvPicPr>
                   <pic:blipFill>
-                    <a:blip r:embed="rId9"/>
+                    <a:blip r:embed="rId10"/>
                     <a:stretch>
                       <a:fillRect/>
                     </a:stretch>
@@ -1075,7 +1132,7 @@
                     <pic:cNvPicPr/>
                   </pic:nvPicPr>
                   <pic:blipFill>
-                    <a:blip r:embed="rId10"/>
+                    <a:blip r:embed="rId11"/>
                     <a:stretch>
                       <a:fillRect/>
                     </a:stretch>
@@ -1819,8 +1876,18 @@
           <w:sz w:val="28"/>
           <w:szCs w:val="28"/>
         </w:rPr>
-        <w:t>4.1 Le Modèle de Données Listing</w:t>
-      </w:r>
+        <w:t xml:space="preserve">4.1 Le Modèle de Données </w:t>
+      </w:r>
+      <w:proofErr w:type="gramStart"/>
+      <w:r>
+        <w:rPr>
+          <w:rFonts w:asciiTheme="majorBidi" w:hAnsiTheme="majorBidi" w:cstheme="majorBidi"/>
+          <w:sz w:val="28"/>
+          <w:szCs w:val="28"/>
+        </w:rPr>
+        <w:t>Listing</w:t>
+      </w:r>
+      <w:proofErr w:type="gramEnd"/>
     </w:p>
     <w:p>
       <w:pPr>
@@ -1834,7 +1901,21 @@
         <w:rPr>
           <w:rFonts w:asciiTheme="majorBidi" w:hAnsiTheme="majorBidi" w:cstheme="majorBidi"/>
         </w:rPr>
-        <w:t>Une annonce est représentée par le modèle Listing (listings/models.py) :</w:t>
+        <w:t xml:space="preserve">Une annonce est représentée par le modèle </w:t>
+      </w:r>
+      <w:proofErr w:type="gramStart"/>
+      <w:r>
+        <w:rPr>
+          <w:rFonts w:asciiTheme="majorBidi" w:hAnsiTheme="majorBidi" w:cstheme="majorBidi"/>
+        </w:rPr>
+        <w:t>Listing</w:t>
+      </w:r>
+      <w:proofErr w:type="gramEnd"/>
+      <w:r>
+        <w:rPr>
+          <w:rFonts w:asciiTheme="majorBidi" w:hAnsiTheme="majorBidi" w:cstheme="majorBidi"/>
+        </w:rPr>
+        <w:t xml:space="preserve"> (listings/models.py) :</w:t>
       </w:r>
     </w:p>
     <w:p>
@@ -2014,6 +2095,7 @@
               </w:rPr>
             </w:pPr>
             <w:proofErr w:type="spellStart"/>
+            <w:proofErr w:type="gramStart"/>
             <w:r>
               <w:rPr>
                 <w:rFonts w:asciiTheme="majorBidi" w:hAnsiTheme="majorBidi" w:cstheme="majorBidi"/>
@@ -2023,6 +2105,7 @@
               <w:t>title</w:t>
             </w:r>
             <w:proofErr w:type="spellEnd"/>
+            <w:proofErr w:type="gramEnd"/>
           </w:p>
         </w:tc>
         <w:tc>
@@ -2051,6 +2134,7 @@
               </w:rPr>
             </w:pPr>
             <w:proofErr w:type="spellStart"/>
+            <w:proofErr w:type="gramStart"/>
             <w:r>
               <w:rPr>
                 <w:rFonts w:asciiTheme="majorBidi" w:hAnsiTheme="majorBidi" w:cstheme="majorBidi"/>
@@ -2066,7 +2150,16 @@
                 <w:sz w:val="20"/>
                 <w:szCs w:val="20"/>
               </w:rPr>
-              <w:t>(150)</w:t>
+              <w:t>(</w:t>
+            </w:r>
+            <w:proofErr w:type="gramEnd"/>
+            <w:r>
+              <w:rPr>
+                <w:rFonts w:asciiTheme="majorBidi" w:hAnsiTheme="majorBidi" w:cstheme="majorBidi"/>
+                <w:sz w:val="20"/>
+                <w:szCs w:val="20"/>
+              </w:rPr>
+              <w:t>150)</w:t>
             </w:r>
           </w:p>
         </w:tc>
@@ -2131,6 +2224,7 @@
                 <w:rFonts w:asciiTheme="majorBidi" w:hAnsiTheme="majorBidi" w:cstheme="majorBidi"/>
               </w:rPr>
             </w:pPr>
+            <w:proofErr w:type="gramStart"/>
             <w:r>
               <w:rPr>
                 <w:rFonts w:asciiTheme="majorBidi" w:hAnsiTheme="majorBidi" w:cstheme="majorBidi"/>
@@ -2139,6 +2233,7 @@
               </w:rPr>
               <w:t>description</w:t>
             </w:r>
+            <w:proofErr w:type="gramEnd"/>
           </w:p>
         </w:tc>
         <w:tc>
@@ -2239,6 +2334,7 @@
               </w:rPr>
             </w:pPr>
             <w:proofErr w:type="spellStart"/>
+            <w:proofErr w:type="gramStart"/>
             <w:r>
               <w:rPr>
                 <w:rFonts w:asciiTheme="majorBidi" w:hAnsiTheme="majorBidi" w:cstheme="majorBidi"/>
@@ -2248,6 +2344,7 @@
               <w:t>price</w:t>
             </w:r>
             <w:proofErr w:type="spellEnd"/>
+            <w:proofErr w:type="gramEnd"/>
           </w:p>
         </w:tc>
         <w:tc>
@@ -2276,6 +2373,7 @@
               </w:rPr>
             </w:pPr>
             <w:proofErr w:type="spellStart"/>
+            <w:proofErr w:type="gramStart"/>
             <w:r>
               <w:rPr>
                 <w:rFonts w:asciiTheme="majorBidi" w:hAnsiTheme="majorBidi" w:cstheme="majorBidi"/>
@@ -2291,7 +2389,16 @@
                 <w:sz w:val="20"/>
                 <w:szCs w:val="20"/>
               </w:rPr>
-              <w:t>(10,2)</w:t>
+              <w:t>(</w:t>
+            </w:r>
+            <w:proofErr w:type="gramEnd"/>
+            <w:r>
+              <w:rPr>
+                <w:rFonts w:asciiTheme="majorBidi" w:hAnsiTheme="majorBidi" w:cstheme="majorBidi"/>
+                <w:sz w:val="20"/>
+                <w:szCs w:val="20"/>
+              </w:rPr>
+              <w:t>10,2)</w:t>
             </w:r>
           </w:p>
         </w:tc>
@@ -2357,6 +2464,7 @@
               </w:rPr>
             </w:pPr>
             <w:proofErr w:type="spellStart"/>
+            <w:proofErr w:type="gramStart"/>
             <w:r>
               <w:rPr>
                 <w:rFonts w:asciiTheme="majorBidi" w:hAnsiTheme="majorBidi" w:cstheme="majorBidi"/>
@@ -2366,6 +2474,7 @@
               <w:t>category</w:t>
             </w:r>
             <w:proofErr w:type="spellEnd"/>
+            <w:proofErr w:type="gramEnd"/>
           </w:p>
         </w:tc>
         <w:tc>
@@ -2491,6 +2600,7 @@
                 <w:rFonts w:asciiTheme="majorBidi" w:hAnsiTheme="majorBidi" w:cstheme="majorBidi"/>
               </w:rPr>
             </w:pPr>
+            <w:proofErr w:type="gramStart"/>
             <w:r>
               <w:rPr>
                 <w:rFonts w:asciiTheme="majorBidi" w:hAnsiTheme="majorBidi" w:cstheme="majorBidi"/>
@@ -2499,6 +2609,7 @@
               </w:rPr>
               <w:t>image</w:t>
             </w:r>
+            <w:proofErr w:type="gramEnd"/>
           </w:p>
         </w:tc>
         <w:tc>
@@ -2599,6 +2710,7 @@
                 <w:rFonts w:asciiTheme="majorBidi" w:hAnsiTheme="majorBidi" w:cstheme="majorBidi"/>
               </w:rPr>
             </w:pPr>
+            <w:proofErr w:type="gramStart"/>
             <w:r>
               <w:rPr>
                 <w:rFonts w:asciiTheme="majorBidi" w:hAnsiTheme="majorBidi" w:cstheme="majorBidi"/>
@@ -2607,6 +2719,7 @@
               </w:rPr>
               <w:t>latitude</w:t>
             </w:r>
+            <w:proofErr w:type="gramEnd"/>
           </w:p>
         </w:tc>
         <w:tc>
@@ -2706,6 +2819,7 @@
                 <w:rFonts w:asciiTheme="majorBidi" w:hAnsiTheme="majorBidi" w:cstheme="majorBidi"/>
               </w:rPr>
             </w:pPr>
+            <w:proofErr w:type="gramStart"/>
             <w:r>
               <w:rPr>
                 <w:rFonts w:asciiTheme="majorBidi" w:hAnsiTheme="majorBidi" w:cstheme="majorBidi"/>
@@ -2714,6 +2828,7 @@
               </w:rPr>
               <w:t>longitude</w:t>
             </w:r>
+            <w:proofErr w:type="gramEnd"/>
           </w:p>
         </w:tc>
         <w:tc>
@@ -2815,13 +2930,23 @@
               </w:rPr>
             </w:pPr>
             <w:proofErr w:type="spellStart"/>
+            <w:proofErr w:type="gramStart"/>
             <w:r>
               <w:rPr>
                 <w:rFonts w:asciiTheme="majorBidi" w:hAnsiTheme="majorBidi" w:cstheme="majorBidi"/>
                 <w:sz w:val="20"/>
                 <w:szCs w:val="20"/>
               </w:rPr>
-              <w:t>created_at</w:t>
+              <w:t>created</w:t>
+            </w:r>
+            <w:proofErr w:type="gramEnd"/>
+            <w:r>
+              <w:rPr>
+                <w:rFonts w:asciiTheme="majorBidi" w:hAnsiTheme="majorBidi" w:cstheme="majorBidi"/>
+                <w:sz w:val="20"/>
+                <w:szCs w:val="20"/>
+              </w:rPr>
+              <w:t>_at</w:t>
             </w:r>
             <w:proofErr w:type="spellEnd"/>
           </w:p>
@@ -3123,7 +3248,16 @@
           <w:sz w:val="24"/>
           <w:szCs w:val="24"/>
         </w:rPr>
-        <w:t>haversine_km</w:t>
+        <w:t>haversine_</w:t>
+      </w:r>
+      <w:proofErr w:type="gramStart"/>
+      <w:r>
+        <w:rPr>
+          <w:rFonts w:asciiTheme="majorBidi" w:hAnsiTheme="majorBidi" w:cstheme="majorBidi"/>
+          <w:sz w:val="24"/>
+          <w:szCs w:val="24"/>
+        </w:rPr>
+        <w:t>km</w:t>
       </w:r>
       <w:proofErr w:type="spellEnd"/>
       <w:r>
@@ -3132,7 +3266,16 @@
           <w:sz w:val="24"/>
           <w:szCs w:val="24"/>
         </w:rPr>
-        <w:t>() (listings/utils.py). Elle calcule la distance orthodromique (« à vol d'oiseau ») entre deux points à la surface de la Terre, en kilomètres, à partir de leurs coordonnées géographiques.</w:t>
+        <w:t>(</w:t>
+      </w:r>
+      <w:proofErr w:type="gramEnd"/>
+      <w:r>
+        <w:rPr>
+          <w:rFonts w:asciiTheme="majorBidi" w:hAnsiTheme="majorBidi" w:cstheme="majorBidi"/>
+          <w:sz w:val="24"/>
+          <w:szCs w:val="24"/>
+        </w:rPr>
+        <w:t>) (listings/utils.py). Elle calcule la distance orthodromique (« à vol d'oiseau ») entre deux points à la surface de la Terre, en kilomètres, à partir de leurs coordonnées géographiques.</w:t>
       </w:r>
     </w:p>
     <w:p>
@@ -3164,7 +3307,7 @@
                     <pic:cNvPicPr/>
                   </pic:nvPicPr>
                   <pic:blipFill>
-                    <a:blip r:embed="rId11"/>
+                    <a:blip r:embed="rId12"/>
                     <a:stretch>
                       <a:fillRect/>
                     </a:stretch>
@@ -3620,6 +3763,7 @@
                 <w:rFonts w:asciiTheme="majorBidi" w:hAnsiTheme="majorBidi" w:cstheme="majorBidi"/>
               </w:rPr>
             </w:pPr>
+            <w:proofErr w:type="gramStart"/>
             <w:r>
               <w:rPr>
                 <w:rFonts w:asciiTheme="majorBidi" w:hAnsiTheme="majorBidi" w:cstheme="majorBidi"/>
@@ -3628,6 +3772,7 @@
               </w:rPr>
               <w:t>latitude</w:t>
             </w:r>
+            <w:proofErr w:type="gramEnd"/>
           </w:p>
         </w:tc>
         <w:tc>
@@ -3656,6 +3801,7 @@
               </w:rPr>
             </w:pPr>
             <w:proofErr w:type="spellStart"/>
+            <w:proofErr w:type="gramStart"/>
             <w:r>
               <w:rPr>
                 <w:rFonts w:asciiTheme="majorBidi" w:hAnsiTheme="majorBidi" w:cstheme="majorBidi"/>
@@ -3665,6 +3811,7 @@
               <w:t>float</w:t>
             </w:r>
             <w:proofErr w:type="spellEnd"/>
+            <w:proofErr w:type="gramEnd"/>
           </w:p>
         </w:tc>
         <w:tc>
@@ -3692,6 +3839,7 @@
                 <w:rFonts w:asciiTheme="majorBidi" w:hAnsiTheme="majorBidi" w:cstheme="majorBidi"/>
               </w:rPr>
             </w:pPr>
+            <w:proofErr w:type="gramStart"/>
             <w:r>
               <w:rPr>
                 <w:rFonts w:asciiTheme="majorBidi" w:hAnsiTheme="majorBidi" w:cstheme="majorBidi"/>
@@ -3700,6 +3848,7 @@
               </w:rPr>
               <w:t>oui</w:t>
             </w:r>
+            <w:proofErr w:type="gramEnd"/>
           </w:p>
         </w:tc>
         <w:tc>
@@ -3799,6 +3948,7 @@
                 <w:rFonts w:asciiTheme="majorBidi" w:hAnsiTheme="majorBidi" w:cstheme="majorBidi"/>
               </w:rPr>
             </w:pPr>
+            <w:proofErr w:type="gramStart"/>
             <w:r>
               <w:rPr>
                 <w:rFonts w:asciiTheme="majorBidi" w:hAnsiTheme="majorBidi" w:cstheme="majorBidi"/>
@@ -3807,6 +3957,7 @@
               </w:rPr>
               <w:t>longitude</w:t>
             </w:r>
+            <w:proofErr w:type="gramEnd"/>
           </w:p>
         </w:tc>
         <w:tc>
@@ -3835,6 +3986,7 @@
               </w:rPr>
             </w:pPr>
             <w:proofErr w:type="spellStart"/>
+            <w:proofErr w:type="gramStart"/>
             <w:r>
               <w:rPr>
                 <w:rFonts w:asciiTheme="majorBidi" w:hAnsiTheme="majorBidi" w:cstheme="majorBidi"/>
@@ -3844,6 +3996,7 @@
               <w:t>float</w:t>
             </w:r>
             <w:proofErr w:type="spellEnd"/>
+            <w:proofErr w:type="gramEnd"/>
           </w:p>
         </w:tc>
         <w:tc>
@@ -3871,6 +4024,7 @@
                 <w:rFonts w:asciiTheme="majorBidi" w:hAnsiTheme="majorBidi" w:cstheme="majorBidi"/>
               </w:rPr>
             </w:pPr>
+            <w:proofErr w:type="gramStart"/>
             <w:r>
               <w:rPr>
                 <w:rFonts w:asciiTheme="majorBidi" w:hAnsiTheme="majorBidi" w:cstheme="majorBidi"/>
@@ -3879,6 +4033,7 @@
               </w:rPr>
               <w:t>oui</w:t>
             </w:r>
+            <w:proofErr w:type="gramEnd"/>
           </w:p>
         </w:tc>
         <w:tc>
@@ -3978,6 +4133,7 @@
                 <w:rFonts w:asciiTheme="majorBidi" w:hAnsiTheme="majorBidi" w:cstheme="majorBidi"/>
               </w:rPr>
             </w:pPr>
+            <w:proofErr w:type="gramStart"/>
             <w:r>
               <w:rPr>
                 <w:rFonts w:asciiTheme="majorBidi" w:hAnsiTheme="majorBidi" w:cstheme="majorBidi"/>
@@ -3986,6 +4142,7 @@
               </w:rPr>
               <w:t>radius</w:t>
             </w:r>
+            <w:proofErr w:type="gramEnd"/>
           </w:p>
         </w:tc>
         <w:tc>
@@ -4014,6 +4171,7 @@
               </w:rPr>
             </w:pPr>
             <w:proofErr w:type="spellStart"/>
+            <w:proofErr w:type="gramStart"/>
             <w:r>
               <w:rPr>
                 <w:rFonts w:asciiTheme="majorBidi" w:hAnsiTheme="majorBidi" w:cstheme="majorBidi"/>
@@ -4023,6 +4181,7 @@
               <w:t>float</w:t>
             </w:r>
             <w:proofErr w:type="spellEnd"/>
+            <w:proofErr w:type="gramEnd"/>
           </w:p>
         </w:tc>
         <w:tc>
@@ -4050,6 +4209,7 @@
                 <w:rFonts w:asciiTheme="majorBidi" w:hAnsiTheme="majorBidi" w:cstheme="majorBidi"/>
               </w:rPr>
             </w:pPr>
+            <w:proofErr w:type="gramStart"/>
             <w:r>
               <w:rPr>
                 <w:rFonts w:asciiTheme="majorBidi" w:hAnsiTheme="majorBidi" w:cstheme="majorBidi"/>
@@ -4058,6 +4218,7 @@
               </w:rPr>
               <w:t>non</w:t>
             </w:r>
+            <w:proofErr w:type="gramEnd"/>
           </w:p>
         </w:tc>
         <w:tc>
@@ -4227,7 +4388,16 @@
           <w:sz w:val="24"/>
           <w:szCs w:val="24"/>
         </w:rPr>
-        <w:t>haversine_km</w:t>
+        <w:t>haversine_</w:t>
+      </w:r>
+      <w:proofErr w:type="gramStart"/>
+      <w:r>
+        <w:rPr>
+          <w:rFonts w:asciiTheme="majorBidi" w:hAnsiTheme="majorBidi" w:cstheme="majorBidi"/>
+          <w:sz w:val="24"/>
+          <w:szCs w:val="24"/>
+        </w:rPr>
+        <w:t>km</w:t>
       </w:r>
       <w:proofErr w:type="spellEnd"/>
       <w:r>
@@ -4236,7 +4406,16 @@
           <w:sz w:val="24"/>
           <w:szCs w:val="24"/>
         </w:rPr>
-        <w:t>().</w:t>
+        <w:t>(</w:t>
+      </w:r>
+      <w:proofErr w:type="gramEnd"/>
+      <w:r>
+        <w:rPr>
+          <w:rFonts w:asciiTheme="majorBidi" w:hAnsiTheme="majorBidi" w:cstheme="majorBidi"/>
+          <w:sz w:val="24"/>
+          <w:szCs w:val="24"/>
+        </w:rPr>
+        <w:t>).</w:t>
       </w:r>
     </w:p>
     <w:p>
@@ -4370,9 +4549,9 @@
           <w:sz w:val="24"/>
           <w:szCs w:val="24"/>
         </w:rPr>
-        <w:t>GET /api/listings/</w:t>
-      </w:r>
-      <w:proofErr w:type="spellStart"/>
+        <w:t>GET /api/</w:t>
+      </w:r>
+      <w:proofErr w:type="gramStart"/>
       <w:r>
         <w:rPr>
           <w:rFonts w:asciiTheme="majorBidi" w:eastAsia="Courier New" w:hAnsiTheme="majorBidi" w:cstheme="majorBidi"/>
@@ -4380,9 +4559,9 @@
           <w:sz w:val="24"/>
           <w:szCs w:val="24"/>
         </w:rPr>
-        <w:t>nearby</w:t>
-      </w:r>
-      <w:proofErr w:type="spellEnd"/>
+        <w:t>listings</w:t>
+      </w:r>
+      <w:proofErr w:type="gramEnd"/>
       <w:r>
         <w:rPr>
           <w:rFonts w:asciiTheme="majorBidi" w:eastAsia="Courier New" w:hAnsiTheme="majorBidi" w:cstheme="majorBidi"/>
@@ -4390,7 +4569,38 @@
           <w:sz w:val="24"/>
           <w:szCs w:val="24"/>
         </w:rPr>
-        <w:t>/?latitude=35.76&amp;longitude=-5.83&amp;radius=10</w:t>
+        <w:t>/</w:t>
+      </w:r>
+      <w:proofErr w:type="spellStart"/>
+      <w:r>
+        <w:rPr>
+          <w:rFonts w:asciiTheme="majorBidi" w:eastAsia="Courier New" w:hAnsiTheme="majorBidi" w:cstheme="majorBidi"/>
+          <w:color w:val="2C3E50"/>
+          <w:sz w:val="24"/>
+          <w:szCs w:val="24"/>
+        </w:rPr>
+        <w:t>nearby</w:t>
+      </w:r>
+      <w:proofErr w:type="spellEnd"/>
+      <w:proofErr w:type="gramStart"/>
+      <w:r>
+        <w:rPr>
+          <w:rFonts w:asciiTheme="majorBidi" w:eastAsia="Courier New" w:hAnsiTheme="majorBidi" w:cstheme="majorBidi"/>
+          <w:color w:val="2C3E50"/>
+          <w:sz w:val="24"/>
+          <w:szCs w:val="24"/>
+        </w:rPr>
+        <w:t>/?</w:t>
+      </w:r>
+      <w:proofErr w:type="gramEnd"/>
+      <w:r>
+        <w:rPr>
+          <w:rFonts w:asciiTheme="majorBidi" w:eastAsia="Courier New" w:hAnsiTheme="majorBidi" w:cstheme="majorBidi"/>
+          <w:color w:val="2C3E50"/>
+          <w:sz w:val="24"/>
+          <w:szCs w:val="24"/>
+        </w:rPr>
+        <w:t>latitude=35.76&amp;longitude=-5.83&amp;radius=10</w:t>
       </w:r>
     </w:p>
     <w:p>
@@ -4558,7 +4768,27 @@
                 <w:sz w:val="18"/>
                 <w:szCs w:val="18"/>
               </w:rPr>
-              <w:t xml:space="preserve">    "id": 4,</w:t>
+              <w:t xml:space="preserve">    "id</w:t>
+            </w:r>
+            <w:proofErr w:type="gramStart"/>
+            <w:r>
+              <w:rPr>
+                <w:rFonts w:asciiTheme="majorBidi" w:eastAsia="Courier New" w:hAnsiTheme="majorBidi" w:cstheme="majorBidi"/>
+                <w:color w:val="2C3E50"/>
+                <w:sz w:val="18"/>
+                <w:szCs w:val="18"/>
+              </w:rPr>
+              <w:t>":</w:t>
+            </w:r>
+            <w:proofErr w:type="gramEnd"/>
+            <w:r>
+              <w:rPr>
+                <w:rFonts w:asciiTheme="majorBidi" w:eastAsia="Courier New" w:hAnsiTheme="majorBidi" w:cstheme="majorBidi"/>
+                <w:color w:val="2C3E50"/>
+                <w:sz w:val="18"/>
+                <w:szCs w:val="18"/>
+              </w:rPr>
+              <w:t xml:space="preserve"> 4,</w:t>
             </w:r>
           </w:p>
         </w:tc>
@@ -4608,6 +4838,7 @@
               <w:t>title</w:t>
             </w:r>
             <w:proofErr w:type="spellEnd"/>
+            <w:proofErr w:type="gramStart"/>
             <w:r>
               <w:rPr>
                 <w:rFonts w:asciiTheme="majorBidi" w:eastAsia="Courier New" w:hAnsiTheme="majorBidi" w:cstheme="majorBidi"/>
@@ -4615,7 +4846,17 @@
                 <w:sz w:val="18"/>
                 <w:szCs w:val="18"/>
               </w:rPr>
-              <w:t>": "Laptop gaming",</w:t>
+              <w:t>":</w:t>
+            </w:r>
+            <w:proofErr w:type="gramEnd"/>
+            <w:r>
+              <w:rPr>
+                <w:rFonts w:asciiTheme="majorBidi" w:eastAsia="Courier New" w:hAnsiTheme="majorBidi" w:cstheme="majorBidi"/>
+                <w:color w:val="2C3E50"/>
+                <w:sz w:val="18"/>
+                <w:szCs w:val="18"/>
+              </w:rPr>
+              <w:t xml:space="preserve"> "Laptop gaming",</w:t>
             </w:r>
           </w:p>
         </w:tc>
@@ -4652,7 +4893,27 @@
                 <w:sz w:val="18"/>
                 <w:szCs w:val="18"/>
               </w:rPr>
-              <w:t xml:space="preserve">    "description": "...",</w:t>
+              <w:t xml:space="preserve">    "description</w:t>
+            </w:r>
+            <w:proofErr w:type="gramStart"/>
+            <w:r>
+              <w:rPr>
+                <w:rFonts w:asciiTheme="majorBidi" w:eastAsia="Courier New" w:hAnsiTheme="majorBidi" w:cstheme="majorBidi"/>
+                <w:color w:val="2C3E50"/>
+                <w:sz w:val="18"/>
+                <w:szCs w:val="18"/>
+              </w:rPr>
+              <w:t>":</w:t>
+            </w:r>
+            <w:proofErr w:type="gramEnd"/>
+            <w:r>
+              <w:rPr>
+                <w:rFonts w:asciiTheme="majorBidi" w:eastAsia="Courier New" w:hAnsiTheme="majorBidi" w:cstheme="majorBidi"/>
+                <w:color w:val="2C3E50"/>
+                <w:sz w:val="18"/>
+                <w:szCs w:val="18"/>
+              </w:rPr>
+              <w:t xml:space="preserve"> "...",</w:t>
             </w:r>
           </w:p>
         </w:tc>
@@ -4702,6 +4963,7 @@
               <w:t>price</w:t>
             </w:r>
             <w:proofErr w:type="spellEnd"/>
+            <w:proofErr w:type="gramStart"/>
             <w:r>
               <w:rPr>
                 <w:rFonts w:asciiTheme="majorBidi" w:eastAsia="Courier New" w:hAnsiTheme="majorBidi" w:cstheme="majorBidi"/>
@@ -4709,7 +4971,17 @@
                 <w:sz w:val="18"/>
                 <w:szCs w:val="18"/>
               </w:rPr>
-              <w:t>": "4500.00",</w:t>
+              <w:t>":</w:t>
+            </w:r>
+            <w:proofErr w:type="gramEnd"/>
+            <w:r>
+              <w:rPr>
+                <w:rFonts w:asciiTheme="majorBidi" w:eastAsia="Courier New" w:hAnsiTheme="majorBidi" w:cstheme="majorBidi"/>
+                <w:color w:val="2C3E50"/>
+                <w:sz w:val="18"/>
+                <w:szCs w:val="18"/>
+              </w:rPr>
+              <w:t xml:space="preserve"> "4500.00",</w:t>
             </w:r>
           </w:p>
         </w:tc>
@@ -4759,6 +5031,7 @@
               <w:t>category</w:t>
             </w:r>
             <w:proofErr w:type="spellEnd"/>
+            <w:proofErr w:type="gramStart"/>
             <w:r>
               <w:rPr>
                 <w:rFonts w:asciiTheme="majorBidi" w:eastAsia="Courier New" w:hAnsiTheme="majorBidi" w:cstheme="majorBidi"/>
@@ -4766,7 +5039,17 @@
                 <w:sz w:val="18"/>
                 <w:szCs w:val="18"/>
               </w:rPr>
-              <w:t>": "</w:t>
+              <w:t>":</w:t>
+            </w:r>
+            <w:proofErr w:type="gramEnd"/>
+            <w:r>
+              <w:rPr>
+                <w:rFonts w:asciiTheme="majorBidi" w:eastAsia="Courier New" w:hAnsiTheme="majorBidi" w:cstheme="majorBidi"/>
+                <w:color w:val="2C3E50"/>
+                <w:sz w:val="18"/>
+                <w:szCs w:val="18"/>
+              </w:rPr>
+              <w:t xml:space="preserve"> "</w:t>
             </w:r>
             <w:proofErr w:type="spellStart"/>
             <w:r>
@@ -4823,7 +5106,27 @@
                 <w:sz w:val="18"/>
                 <w:szCs w:val="18"/>
               </w:rPr>
-              <w:t xml:space="preserve">    "image": "http://192.168.100.52:8000/media/listings/laptop.jpg",</w:t>
+              <w:t xml:space="preserve">    "image</w:t>
+            </w:r>
+            <w:proofErr w:type="gramStart"/>
+            <w:r>
+              <w:rPr>
+                <w:rFonts w:asciiTheme="majorBidi" w:eastAsia="Courier New" w:hAnsiTheme="majorBidi" w:cstheme="majorBidi"/>
+                <w:color w:val="2C3E50"/>
+                <w:sz w:val="18"/>
+                <w:szCs w:val="18"/>
+              </w:rPr>
+              <w:t>":</w:t>
+            </w:r>
+            <w:proofErr w:type="gramEnd"/>
+            <w:r>
+              <w:rPr>
+                <w:rFonts w:asciiTheme="majorBidi" w:eastAsia="Courier New" w:hAnsiTheme="majorBidi" w:cstheme="majorBidi"/>
+                <w:color w:val="2C3E50"/>
+                <w:sz w:val="18"/>
+                <w:szCs w:val="18"/>
+              </w:rPr>
+              <w:t xml:space="preserve"> "http://192.168.100.52:8000/media/listings/laptop.jpg",</w:t>
             </w:r>
           </w:p>
         </w:tc>
@@ -4860,7 +5163,27 @@
                 <w:sz w:val="18"/>
                 <w:szCs w:val="18"/>
               </w:rPr>
-              <w:t xml:space="preserve">    "latitude": 35.761,</w:t>
+              <w:t xml:space="preserve">    "latitude</w:t>
+            </w:r>
+            <w:proofErr w:type="gramStart"/>
+            <w:r>
+              <w:rPr>
+                <w:rFonts w:asciiTheme="majorBidi" w:eastAsia="Courier New" w:hAnsiTheme="majorBidi" w:cstheme="majorBidi"/>
+                <w:color w:val="2C3E50"/>
+                <w:sz w:val="18"/>
+                <w:szCs w:val="18"/>
+              </w:rPr>
+              <w:t>":</w:t>
+            </w:r>
+            <w:proofErr w:type="gramEnd"/>
+            <w:r>
+              <w:rPr>
+                <w:rFonts w:asciiTheme="majorBidi" w:eastAsia="Courier New" w:hAnsiTheme="majorBidi" w:cstheme="majorBidi"/>
+                <w:color w:val="2C3E50"/>
+                <w:sz w:val="18"/>
+                <w:szCs w:val="18"/>
+              </w:rPr>
+              <w:t xml:space="preserve"> 35.761,</w:t>
             </w:r>
           </w:p>
         </w:tc>
@@ -4897,7 +5220,27 @@
                 <w:sz w:val="18"/>
                 <w:szCs w:val="18"/>
               </w:rPr>
-              <w:t xml:space="preserve">    "longitude": -5.829,</w:t>
+              <w:t xml:space="preserve">    "longitude</w:t>
+            </w:r>
+            <w:proofErr w:type="gramStart"/>
+            <w:r>
+              <w:rPr>
+                <w:rFonts w:asciiTheme="majorBidi" w:eastAsia="Courier New" w:hAnsiTheme="majorBidi" w:cstheme="majorBidi"/>
+                <w:color w:val="2C3E50"/>
+                <w:sz w:val="18"/>
+                <w:szCs w:val="18"/>
+              </w:rPr>
+              <w:t>":</w:t>
+            </w:r>
+            <w:proofErr w:type="gramEnd"/>
+            <w:r>
+              <w:rPr>
+                <w:rFonts w:asciiTheme="majorBidi" w:eastAsia="Courier New" w:hAnsiTheme="majorBidi" w:cstheme="majorBidi"/>
+                <w:color w:val="2C3E50"/>
+                <w:sz w:val="18"/>
+                <w:szCs w:val="18"/>
+              </w:rPr>
+              <w:t xml:space="preserve"> -5.829,</w:t>
             </w:r>
           </w:p>
         </w:tc>
@@ -4935,7 +5278,27 @@
                 <w:szCs w:val="18"/>
               </w:rPr>
               <w:lastRenderedPageBreak/>
-              <w:t xml:space="preserve">    "distance": 0.1,</w:t>
+              <w:t xml:space="preserve">    "distance</w:t>
+            </w:r>
+            <w:proofErr w:type="gramStart"/>
+            <w:r>
+              <w:rPr>
+                <w:rFonts w:asciiTheme="majorBidi" w:eastAsia="Courier New" w:hAnsiTheme="majorBidi" w:cstheme="majorBidi"/>
+                <w:color w:val="2C3E50"/>
+                <w:sz w:val="18"/>
+                <w:szCs w:val="18"/>
+              </w:rPr>
+              <w:t>":</w:t>
+            </w:r>
+            <w:proofErr w:type="gramEnd"/>
+            <w:r>
+              <w:rPr>
+                <w:rFonts w:asciiTheme="majorBidi" w:eastAsia="Courier New" w:hAnsiTheme="majorBidi" w:cstheme="majorBidi"/>
+                <w:color w:val="2C3E50"/>
+                <w:sz w:val="18"/>
+                <w:szCs w:val="18"/>
+              </w:rPr>
+              <w:t xml:space="preserve"> 0.1,</w:t>
             </w:r>
           </w:p>
         </w:tc>
@@ -4985,6 +5348,7 @@
               <w:t>created_at</w:t>
             </w:r>
             <w:proofErr w:type="spellEnd"/>
+            <w:proofErr w:type="gramStart"/>
             <w:r>
               <w:rPr>
                 <w:rFonts w:asciiTheme="majorBidi" w:eastAsia="Courier New" w:hAnsiTheme="majorBidi" w:cstheme="majorBidi"/>
@@ -4992,7 +5356,37 @@
                 <w:sz w:val="18"/>
                 <w:szCs w:val="18"/>
               </w:rPr>
-              <w:t>": "2026-06-04T14:45:00Z"</w:t>
+              <w:t>":</w:t>
+            </w:r>
+            <w:proofErr w:type="gramEnd"/>
+            <w:r>
+              <w:rPr>
+                <w:rFonts w:asciiTheme="majorBidi" w:eastAsia="Courier New" w:hAnsiTheme="majorBidi" w:cstheme="majorBidi"/>
+                <w:color w:val="2C3E50"/>
+                <w:sz w:val="18"/>
+                <w:szCs w:val="18"/>
+              </w:rPr>
+              <w:t xml:space="preserve"> "2026-06-04T</w:t>
+            </w:r>
+            <w:proofErr w:type="gramStart"/>
+            <w:r>
+              <w:rPr>
+                <w:rFonts w:asciiTheme="majorBidi" w:eastAsia="Courier New" w:hAnsiTheme="majorBidi" w:cstheme="majorBidi"/>
+                <w:color w:val="2C3E50"/>
+                <w:sz w:val="18"/>
+                <w:szCs w:val="18"/>
+              </w:rPr>
+              <w:t>14:45:</w:t>
+            </w:r>
+            <w:proofErr w:type="gramEnd"/>
+            <w:r>
+              <w:rPr>
+                <w:rFonts w:asciiTheme="majorBidi" w:eastAsia="Courier New" w:hAnsiTheme="majorBidi" w:cstheme="majorBidi"/>
+                <w:color w:val="2C3E50"/>
+                <w:sz w:val="18"/>
+                <w:szCs w:val="18"/>
+              </w:rPr>
+              <w:t>00Z"</w:t>
             </w:r>
           </w:p>
         </w:tc>
@@ -5777,7 +6171,43 @@
           <w:sz w:val="24"/>
           <w:szCs w:val="24"/>
         </w:rPr>
-        <w:t>L'application utilise une navigation simple basée sur l'état (App.js), avec trois écrans. Tous les écrans échangent le même contrat { latitude, longitude, radius }.</w:t>
+        <w:t xml:space="preserve">L'application utilise une navigation simple basée sur l'état (App.js), avec trois écrans. Tous les écrans échangent le même contrat </w:t>
+      </w:r>
+      <w:proofErr w:type="gramStart"/>
+      <w:r>
+        <w:rPr>
+          <w:rFonts w:asciiTheme="majorBidi" w:hAnsiTheme="majorBidi" w:cstheme="majorBidi"/>
+          <w:sz w:val="24"/>
+          <w:szCs w:val="24"/>
+        </w:rPr>
+        <w:t>{ latitude</w:t>
+      </w:r>
+      <w:proofErr w:type="gramEnd"/>
+      <w:r>
+        <w:rPr>
+          <w:rFonts w:asciiTheme="majorBidi" w:hAnsiTheme="majorBidi" w:cstheme="majorBidi"/>
+          <w:sz w:val="24"/>
+          <w:szCs w:val="24"/>
+        </w:rPr>
+        <w:t xml:space="preserve">, longitude, </w:t>
+      </w:r>
+      <w:proofErr w:type="gramStart"/>
+      <w:r>
+        <w:rPr>
+          <w:rFonts w:asciiTheme="majorBidi" w:hAnsiTheme="majorBidi" w:cstheme="majorBidi"/>
+          <w:sz w:val="24"/>
+          <w:szCs w:val="24"/>
+        </w:rPr>
+        <w:t>radius }</w:t>
+      </w:r>
+      <w:proofErr w:type="gramEnd"/>
+      <w:r>
+        <w:rPr>
+          <w:rFonts w:asciiTheme="majorBidi" w:hAnsiTheme="majorBidi" w:cstheme="majorBidi"/>
+          <w:sz w:val="24"/>
+          <w:szCs w:val="24"/>
+        </w:rPr>
+        <w:t>.</w:t>
       </w:r>
     </w:p>
     <w:p>
@@ -5852,7 +6282,47 @@
                 <w:sz w:val="18"/>
                 <w:szCs w:val="18"/>
               </w:rPr>
-              <w:t xml:space="preserve"> ──(Voir les annonces)───────────────</w:t>
+              <w:t xml:space="preserve"> ─</w:t>
+            </w:r>
+            <w:proofErr w:type="gramStart"/>
+            <w:r>
+              <w:rPr>
+                <w:rFonts w:asciiTheme="majorBidi" w:eastAsia="Courier New" w:hAnsiTheme="majorBidi" w:cstheme="majorBidi"/>
+                <w:color w:val="2C3E50"/>
+                <w:sz w:val="18"/>
+                <w:szCs w:val="18"/>
+              </w:rPr>
+              <w:t>─(</w:t>
+            </w:r>
+            <w:proofErr w:type="gramEnd"/>
+            <w:r>
+              <w:rPr>
+                <w:rFonts w:asciiTheme="majorBidi" w:eastAsia="Courier New" w:hAnsiTheme="majorBidi" w:cstheme="majorBidi"/>
+                <w:color w:val="2C3E50"/>
+                <w:sz w:val="18"/>
+                <w:szCs w:val="18"/>
+              </w:rPr>
+              <w:t xml:space="preserve">Voir les </w:t>
+            </w:r>
+            <w:proofErr w:type="gramStart"/>
+            <w:r>
+              <w:rPr>
+                <w:rFonts w:asciiTheme="majorBidi" w:eastAsia="Courier New" w:hAnsiTheme="majorBidi" w:cstheme="majorBidi"/>
+                <w:color w:val="2C3E50"/>
+                <w:sz w:val="18"/>
+                <w:szCs w:val="18"/>
+              </w:rPr>
+              <w:t>annonces)─</w:t>
+            </w:r>
+            <w:proofErr w:type="gramEnd"/>
+            <w:r>
+              <w:rPr>
+                <w:rFonts w:asciiTheme="majorBidi" w:eastAsia="Courier New" w:hAnsiTheme="majorBidi" w:cstheme="majorBidi"/>
+                <w:color w:val="2C3E50"/>
+                <w:sz w:val="18"/>
+                <w:szCs w:val="18"/>
+              </w:rPr>
+              <w:t>──────────────</w:t>
             </w:r>
             <w:r>
               <w:rPr>
@@ -5955,7 +6425,47 @@
                 <w:sz w:val="18"/>
                 <w:szCs w:val="18"/>
               </w:rPr>
-              <w:t xml:space="preserve">       └────(Choisir sur la carte)──</w:t>
+              <w:t xml:space="preserve">       └───</w:t>
+            </w:r>
+            <w:proofErr w:type="gramStart"/>
+            <w:r>
+              <w:rPr>
+                <w:rFonts w:asciiTheme="majorBidi" w:eastAsia="Courier New" w:hAnsiTheme="majorBidi" w:cstheme="majorBidi"/>
+                <w:color w:val="2C3E50"/>
+                <w:sz w:val="18"/>
+                <w:szCs w:val="18"/>
+              </w:rPr>
+              <w:t>─(</w:t>
+            </w:r>
+            <w:proofErr w:type="gramEnd"/>
+            <w:r>
+              <w:rPr>
+                <w:rFonts w:asciiTheme="majorBidi" w:eastAsia="Courier New" w:hAnsiTheme="majorBidi" w:cstheme="majorBidi"/>
+                <w:color w:val="2C3E50"/>
+                <w:sz w:val="18"/>
+                <w:szCs w:val="18"/>
+              </w:rPr>
+              <w:t xml:space="preserve">Choisir sur la </w:t>
+            </w:r>
+            <w:proofErr w:type="gramStart"/>
+            <w:r>
+              <w:rPr>
+                <w:rFonts w:asciiTheme="majorBidi" w:eastAsia="Courier New" w:hAnsiTheme="majorBidi" w:cstheme="majorBidi"/>
+                <w:color w:val="2C3E50"/>
+                <w:sz w:val="18"/>
+                <w:szCs w:val="18"/>
+              </w:rPr>
+              <w:t>carte)─</w:t>
+            </w:r>
+            <w:proofErr w:type="gramEnd"/>
+            <w:r>
+              <w:rPr>
+                <w:rFonts w:asciiTheme="majorBidi" w:eastAsia="Courier New" w:hAnsiTheme="majorBidi" w:cstheme="majorBidi"/>
+                <w:color w:val="2C3E50"/>
+                <w:sz w:val="18"/>
+                <w:szCs w:val="18"/>
+              </w:rPr>
+              <w:t>─</w:t>
             </w:r>
             <w:r>
               <w:rPr>
@@ -6168,6 +6678,7 @@
         </w:rPr>
       </w:pPr>
       <w:proofErr w:type="spellStart"/>
+      <w:proofErr w:type="gramStart"/>
       <w:r>
         <w:rPr>
           <w:rFonts w:asciiTheme="majorBidi" w:hAnsiTheme="majorBidi" w:cstheme="majorBidi"/>
@@ -6180,7 +6691,14 @@
         <w:rPr>
           <w:rFonts w:asciiTheme="majorBidi" w:hAnsiTheme="majorBidi" w:cstheme="majorBidi"/>
         </w:rPr>
-        <w:t>() — demande la permission GPS au premier plan ;</w:t>
+        <w:t>(</w:t>
+      </w:r>
+      <w:proofErr w:type="gramEnd"/>
+      <w:r>
+        <w:rPr>
+          <w:rFonts w:asciiTheme="majorBidi" w:hAnsiTheme="majorBidi" w:cstheme="majorBidi"/>
+        </w:rPr>
+        <w:t>) — demande la permission GPS au premier plan ;</w:t>
       </w:r>
     </w:p>
     <w:p>
@@ -6197,6 +6715,7 @@
         </w:rPr>
       </w:pPr>
       <w:proofErr w:type="spellStart"/>
+      <w:proofErr w:type="gramStart"/>
       <w:r>
         <w:rPr>
           <w:rFonts w:asciiTheme="majorBidi" w:hAnsiTheme="majorBidi" w:cstheme="majorBidi"/>
@@ -6208,7 +6727,14 @@
         <w:rPr>
           <w:rFonts w:asciiTheme="majorBidi" w:hAnsiTheme="majorBidi" w:cstheme="majorBidi"/>
         </w:rPr>
-        <w:t>() — récupère les coordonnées courantes ;</w:t>
+        <w:t>(</w:t>
+      </w:r>
+      <w:proofErr w:type="gramEnd"/>
+      <w:r>
+        <w:rPr>
+          <w:rFonts w:asciiTheme="majorBidi" w:hAnsiTheme="majorBidi" w:cstheme="majorBidi"/>
+        </w:rPr>
+        <w:t>) — récupère les coordonnées courantes ;</w:t>
       </w:r>
     </w:p>
     <w:p>
@@ -6225,6 +6751,7 @@
         </w:rPr>
       </w:pPr>
       <w:proofErr w:type="spellStart"/>
+      <w:proofErr w:type="gramStart"/>
       <w:r>
         <w:rPr>
           <w:rFonts w:asciiTheme="majorBidi" w:hAnsiTheme="majorBidi" w:cstheme="majorBidi"/>
@@ -6236,7 +6763,14 @@
         <w:rPr>
           <w:rFonts w:asciiTheme="majorBidi" w:hAnsiTheme="majorBidi" w:cstheme="majorBidi"/>
         </w:rPr>
-        <w:t>() — enchaîne permission + position en un seul appel ;</w:t>
+        <w:t>(</w:t>
+      </w:r>
+      <w:proofErr w:type="gramEnd"/>
+      <w:r>
+        <w:rPr>
+          <w:rFonts w:asciiTheme="majorBidi" w:hAnsiTheme="majorBidi" w:cstheme="majorBidi"/>
+        </w:rPr>
+        <w:t>) — enchaîne permission + position en un seul appel ;</w:t>
       </w:r>
     </w:p>
     <w:p>
@@ -6253,6 +6787,7 @@
         </w:rPr>
       </w:pPr>
       <w:proofErr w:type="spellStart"/>
+      <w:proofErr w:type="gramStart"/>
       <w:r>
         <w:rPr>
           <w:rFonts w:asciiTheme="majorBidi" w:hAnsiTheme="majorBidi" w:cstheme="majorBidi"/>
@@ -6264,7 +6799,14 @@
         <w:rPr>
           <w:rFonts w:asciiTheme="majorBidi" w:hAnsiTheme="majorBidi" w:cstheme="majorBidi"/>
         </w:rPr>
-        <w:t>() — convertit des coordonnées en libellé « Ville, Pays » ;</w:t>
+        <w:t>(</w:t>
+      </w:r>
+      <w:proofErr w:type="gramEnd"/>
+      <w:r>
+        <w:rPr>
+          <w:rFonts w:asciiTheme="majorBidi" w:hAnsiTheme="majorBidi" w:cstheme="majorBidi"/>
+        </w:rPr>
+        <w:t>) — convertit des coordonnées en libellé « Ville, Pays » ;</w:t>
       </w:r>
     </w:p>
     <w:p>
@@ -6281,6 +6823,7 @@
         </w:rPr>
       </w:pPr>
       <w:proofErr w:type="spellStart"/>
+      <w:proofErr w:type="gramStart"/>
       <w:r>
         <w:rPr>
           <w:rFonts w:asciiTheme="majorBidi" w:hAnsiTheme="majorBidi" w:cstheme="majorBidi"/>
@@ -6292,7 +6835,14 @@
         <w:rPr>
           <w:rFonts w:asciiTheme="majorBidi" w:hAnsiTheme="majorBidi" w:cstheme="majorBidi"/>
         </w:rPr>
-        <w:t xml:space="preserve">() — version client de la formule de </w:t>
+        <w:t>(</w:t>
+      </w:r>
+      <w:proofErr w:type="gramEnd"/>
+      <w:r>
+        <w:rPr>
+          <w:rFonts w:asciiTheme="majorBidi" w:hAnsiTheme="majorBidi" w:cstheme="majorBidi"/>
+        </w:rPr>
+        <w:t xml:space="preserve">) — version client de la formule de </w:t>
       </w:r>
       <w:proofErr w:type="spellStart"/>
       <w:r>
@@ -6530,7 +7080,7 @@
                     <pic:cNvPicPr/>
                   </pic:nvPicPr>
                   <pic:blipFill rotWithShape="1">
-                    <a:blip r:embed="rId12" cstate="print">
+                    <a:blip r:embed="rId13" cstate="print">
                       <a:extLst>
                         <a:ext uri="{28A0092B-C50C-407E-A947-70E740481C1C}">
                           <a14:useLocalDpi xmlns:a14="http://schemas.microsoft.com/office/drawing/2010/main" val="0"/>
@@ -6585,7 +7135,7 @@
                     <pic:cNvPicPr/>
                   </pic:nvPicPr>
                   <pic:blipFill rotWithShape="1">
-                    <a:blip r:embed="rId13" cstate="print">
+                    <a:blip r:embed="rId14" cstate="print">
                       <a:extLst>
                         <a:ext uri="{28A0092B-C50C-407E-A947-70E740481C1C}">
                           <a14:useLocalDpi xmlns:a14="http://schemas.microsoft.com/office/drawing/2010/main" val="0"/>
@@ -7057,7 +7607,7 @@
           <w:szCs w:val="24"/>
         </w:rPr>
         <w:drawing>
-          <wp:inline distT="0" distB="0" distL="0" distR="0" wp14:anchorId="6E391825" wp14:editId="38F30349">
+          <wp:inline distT="0" distB="0" distL="0" distR="0" wp14:anchorId="6E391825" wp14:editId="1BDEAA79">
             <wp:extent cx="2574925" cy="5054600"/>
             <wp:effectExtent l="0" t="0" r="0" b="0"/>
             <wp:docPr id="939482530" name="Picture 4"/>
@@ -7072,7 +7622,7 @@
                     <pic:cNvPicPr/>
                   </pic:nvPicPr>
                   <pic:blipFill rotWithShape="1">
-                    <a:blip r:embed="rId14" cstate="print">
+                    <a:blip r:embed="rId15" cstate="print">
                       <a:extLst>
                         <a:ext uri="{28A0092B-C50C-407E-A947-70E740481C1C}">
                           <a14:useLocalDpi xmlns:a14="http://schemas.microsoft.com/office/drawing/2010/main" val="0"/>
@@ -7115,7 +7665,7 @@
           <w:szCs w:val="24"/>
         </w:rPr>
         <w:drawing>
-          <wp:inline distT="0" distB="0" distL="0" distR="0" wp14:anchorId="2AA5940A" wp14:editId="4FE5AB8C">
+          <wp:inline distT="0" distB="0" distL="0" distR="0" wp14:anchorId="2AA5940A" wp14:editId="37C857D7">
             <wp:extent cx="2675890" cy="5056433"/>
             <wp:effectExtent l="0" t="0" r="0" b="0"/>
             <wp:docPr id="1440194617" name="Picture 5"/>
@@ -7130,7 +7680,7 @@
                     <pic:cNvPicPr/>
                   </pic:nvPicPr>
                   <pic:blipFill rotWithShape="1">
-                    <a:blip r:embed="rId15" cstate="print">
+                    <a:blip r:embed="rId16" cstate="print">
                       <a:extLst>
                         <a:ext uri="{28A0092B-C50C-407E-A947-70E740481C1C}">
                           <a14:useLocalDpi xmlns:a14="http://schemas.microsoft.com/office/drawing/2010/main" val="0"/>
@@ -7260,7 +7810,7 @@
           <w:szCs w:val="24"/>
         </w:rPr>
         <w:drawing>
-          <wp:inline distT="0" distB="0" distL="0" distR="0" wp14:anchorId="30C8DDAB" wp14:editId="4A8E4B25">
+          <wp:inline distT="0" distB="0" distL="0" distR="0" wp14:anchorId="30C8DDAB" wp14:editId="09A91CF3">
             <wp:extent cx="2781718" cy="6150635"/>
             <wp:effectExtent l="0" t="0" r="0" b="2540"/>
             <wp:docPr id="795924247" name="Picture 6"/>
@@ -7275,7 +7825,7 @@
                     <pic:cNvPicPr/>
                   </pic:nvPicPr>
                   <pic:blipFill rotWithShape="1">
-                    <a:blip r:embed="rId16" cstate="print">
+                    <a:blip r:embed="rId17" cstate="print">
                       <a:extLst>
                         <a:ext uri="{28A0092B-C50C-407E-A947-70E740481C1C}">
                           <a14:useLocalDpi xmlns:a14="http://schemas.microsoft.com/office/drawing/2010/main" val="0"/>
@@ -7349,7 +7899,7 @@
                     <pic:cNvPicPr/>
                   </pic:nvPicPr>
                   <pic:blipFill rotWithShape="1">
-                    <a:blip r:embed="rId17"/>
+                    <a:blip r:embed="rId18"/>
                     <a:srcRect t="1048" b="-1"/>
                     <a:stretch>
                       <a:fillRect/>
@@ -8019,7 +8569,25 @@
           <w:sz w:val="24"/>
           <w:szCs w:val="24"/>
         </w:rPr>
-        <w:t>Le frontend appelle GET /api/listings/</w:t>
+        <w:t>Le frontend appelle GET /api/</w:t>
+      </w:r>
+      <w:proofErr w:type="gramStart"/>
+      <w:r>
+        <w:rPr>
+          <w:rFonts w:asciiTheme="majorBidi" w:hAnsiTheme="majorBidi" w:cstheme="majorBidi"/>
+          <w:sz w:val="24"/>
+          <w:szCs w:val="24"/>
+        </w:rPr>
+        <w:t>listings</w:t>
+      </w:r>
+      <w:proofErr w:type="gramEnd"/>
+      <w:r>
+        <w:rPr>
+          <w:rFonts w:asciiTheme="majorBidi" w:hAnsiTheme="majorBidi" w:cstheme="majorBidi"/>
+          <w:sz w:val="24"/>
+          <w:szCs w:val="24"/>
+        </w:rPr>
+        <w:t>/</w:t>
       </w:r>
       <w:proofErr w:type="spellStart"/>
       <w:r>
@@ -8304,6 +8872,7 @@
                 <w:szCs w:val="24"/>
               </w:rPr>
             </w:pPr>
+            <w:proofErr w:type="gramStart"/>
             <w:r>
               <w:rPr>
                 <w:rFonts w:asciiTheme="majorBidi" w:eastAsia="Courier New" w:hAnsiTheme="majorBidi" w:cstheme="majorBidi"/>
@@ -8311,7 +8880,17 @@
                 <w:sz w:val="24"/>
                 <w:szCs w:val="24"/>
               </w:rPr>
-              <w:t>cd backend</w:t>
+              <w:t>cd</w:t>
+            </w:r>
+            <w:proofErr w:type="gramEnd"/>
+            <w:r>
+              <w:rPr>
+                <w:rFonts w:asciiTheme="majorBidi" w:eastAsia="Courier New" w:hAnsiTheme="majorBidi" w:cstheme="majorBidi"/>
+                <w:color w:val="2C3E50"/>
+                <w:sz w:val="24"/>
+                <w:szCs w:val="24"/>
+              </w:rPr>
+              <w:t xml:space="preserve"> backend</w:t>
             </w:r>
           </w:p>
         </w:tc>
@@ -8426,7 +9005,7 @@
                     <pic:cNvPicPr/>
                   </pic:nvPicPr>
                   <pic:blipFill>
-                    <a:blip r:embed="rId18"/>
+                    <a:blip r:embed="rId19"/>
                     <a:stretch>
                       <a:fillRect/>
                     </a:stretch>
@@ -8682,6 +9261,7 @@
                 <w:rFonts w:asciiTheme="majorBidi" w:hAnsiTheme="majorBidi" w:cstheme="majorBidi"/>
               </w:rPr>
             </w:pPr>
+            <w:proofErr w:type="gramStart"/>
             <w:r>
               <w:rPr>
                 <w:rFonts w:asciiTheme="majorBidi" w:eastAsia="Courier New" w:hAnsiTheme="majorBidi" w:cstheme="majorBidi"/>
@@ -8689,7 +9269,17 @@
                 <w:sz w:val="18"/>
                 <w:szCs w:val="18"/>
               </w:rPr>
-              <w:t>cd backend</w:t>
+              <w:t>cd</w:t>
+            </w:r>
+            <w:proofErr w:type="gramEnd"/>
+            <w:r>
+              <w:rPr>
+                <w:rFonts w:asciiTheme="majorBidi" w:eastAsia="Courier New" w:hAnsiTheme="majorBidi" w:cstheme="majorBidi"/>
+                <w:color w:val="2C3E50"/>
+                <w:sz w:val="18"/>
+                <w:szCs w:val="18"/>
+              </w:rPr>
+              <w:t xml:space="preserve"> backend</w:t>
             </w:r>
           </w:p>
         </w:tc>
@@ -8719,6 +9309,7 @@
                 <w:rFonts w:asciiTheme="majorBidi" w:hAnsiTheme="majorBidi" w:cstheme="majorBidi"/>
               </w:rPr>
             </w:pPr>
+            <w:proofErr w:type="gramStart"/>
             <w:r>
               <w:rPr>
                 <w:rFonts w:asciiTheme="majorBidi" w:eastAsia="Courier New" w:hAnsiTheme="majorBidi" w:cstheme="majorBidi"/>
@@ -8726,9 +9317,9 @@
                 <w:sz w:val="18"/>
                 <w:szCs w:val="18"/>
               </w:rPr>
-              <w:t xml:space="preserve">python -m </w:t>
-            </w:r>
-            <w:proofErr w:type="spellStart"/>
+              <w:t>python</w:t>
+            </w:r>
+            <w:proofErr w:type="gramEnd"/>
             <w:r>
               <w:rPr>
                 <w:rFonts w:asciiTheme="majorBidi" w:eastAsia="Courier New" w:hAnsiTheme="majorBidi" w:cstheme="majorBidi"/>
@@ -8736,9 +9327,10 @@
                 <w:sz w:val="18"/>
                 <w:szCs w:val="18"/>
               </w:rPr>
-              <w:t>venv</w:t>
-            </w:r>
-            <w:proofErr w:type="spellEnd"/>
+              <w:t xml:space="preserve"> -m </w:t>
+            </w:r>
+            <w:proofErr w:type="spellStart"/>
+            <w:proofErr w:type="gramStart"/>
             <w:r>
               <w:rPr>
                 <w:rFonts w:asciiTheme="majorBidi" w:eastAsia="Courier New" w:hAnsiTheme="majorBidi" w:cstheme="majorBidi"/>
@@ -8746,9 +9338,9 @@
                 <w:sz w:val="18"/>
                 <w:szCs w:val="18"/>
               </w:rPr>
-              <w:t xml:space="preserve"> .</w:t>
-            </w:r>
-            <w:proofErr w:type="spellStart"/>
+              <w:t>venv</w:t>
+            </w:r>
+            <w:proofErr w:type="spellEnd"/>
             <w:r>
               <w:rPr>
                 <w:rFonts w:asciiTheme="majorBidi" w:eastAsia="Courier New" w:hAnsiTheme="majorBidi" w:cstheme="majorBidi"/>
@@ -8756,7 +9348,223 @@
                 <w:sz w:val="18"/>
                 <w:szCs w:val="18"/>
               </w:rPr>
+              <w:t xml:space="preserve"> .</w:t>
+            </w:r>
+            <w:proofErr w:type="spellStart"/>
+            <w:r>
+              <w:rPr>
+                <w:rFonts w:asciiTheme="majorBidi" w:eastAsia="Courier New" w:hAnsiTheme="majorBidi" w:cstheme="majorBidi"/>
+                <w:color w:val="2C3E50"/>
+                <w:sz w:val="18"/>
+                <w:szCs w:val="18"/>
+              </w:rPr>
               <w:t>venv</w:t>
+            </w:r>
+            <w:proofErr w:type="spellEnd"/>
+            <w:proofErr w:type="gramEnd"/>
+          </w:p>
+        </w:tc>
+      </w:tr>
+      <w:tr>
+        <w:tc>
+          <w:tcPr>
+            <w:tcW w:w="9026" w:type="dxa"/>
+            <w:tcBorders>
+              <w:top w:val="none" w:sz="0" w:space="0" w:color="FFFFFF"/>
+              <w:left w:val="none" w:sz="0" w:space="0" w:color="FFFFFF"/>
+              <w:bottom w:val="none" w:sz="0" w:space="0" w:color="FFFFFF"/>
+              <w:right w:val="none" w:sz="0" w:space="0" w:color="FFFFFF"/>
+            </w:tcBorders>
+            <w:shd w:val="clear" w:color="auto" w:fill="F4F4F4"/>
+            <w:tcMar>
+              <w:top w:w="60" w:type="dxa"/>
+              <w:left w:w="200" w:type="dxa"/>
+              <w:bottom w:w="60" w:type="dxa"/>
+              <w:right w:w="200" w:type="dxa"/>
+            </w:tcMar>
+          </w:tcPr>
+          <w:p>
+            <w:pPr>
+              <w:jc w:val="both"/>
+              <w:rPr>
+                <w:rFonts w:asciiTheme="majorBidi" w:hAnsiTheme="majorBidi" w:cstheme="majorBidi"/>
+                <w:lang w:val="en-US"/>
+              </w:rPr>
+            </w:pPr>
+            <w:proofErr w:type="gramStart"/>
+            <w:r>
+              <w:rPr>
+                <w:rFonts w:asciiTheme="majorBidi" w:eastAsia="Courier New" w:hAnsiTheme="majorBidi" w:cstheme="majorBidi"/>
+                <w:color w:val="2C3E50"/>
+                <w:sz w:val="18"/>
+                <w:szCs w:val="18"/>
+                <w:lang w:val="en-US"/>
+              </w:rPr>
+              <w:t>source .</w:t>
+            </w:r>
+            <w:proofErr w:type="spellStart"/>
+            <w:r>
+              <w:rPr>
+                <w:rFonts w:asciiTheme="majorBidi" w:eastAsia="Courier New" w:hAnsiTheme="majorBidi" w:cstheme="majorBidi"/>
+                <w:color w:val="2C3E50"/>
+                <w:sz w:val="18"/>
+                <w:szCs w:val="18"/>
+                <w:lang w:val="en-US"/>
+              </w:rPr>
+              <w:t>venv</w:t>
+            </w:r>
+            <w:proofErr w:type="spellEnd"/>
+            <w:proofErr w:type="gramEnd"/>
+            <w:r>
+              <w:rPr>
+                <w:rFonts w:asciiTheme="majorBidi" w:eastAsia="Courier New" w:hAnsiTheme="majorBidi" w:cstheme="majorBidi"/>
+                <w:color w:val="2C3E50"/>
+                <w:sz w:val="18"/>
+                <w:szCs w:val="18"/>
+                <w:lang w:val="en-US"/>
+              </w:rPr>
+              <w:t xml:space="preserve">/bin/activate        # </w:t>
+            </w:r>
+            <w:proofErr w:type="gramStart"/>
+            <w:r>
+              <w:rPr>
+                <w:rFonts w:asciiTheme="majorBidi" w:eastAsia="Courier New" w:hAnsiTheme="majorBidi" w:cstheme="majorBidi"/>
+                <w:color w:val="2C3E50"/>
+                <w:sz w:val="18"/>
+                <w:szCs w:val="18"/>
+                <w:lang w:val="en-US"/>
+              </w:rPr>
+              <w:t>Windows :</w:t>
+            </w:r>
+            <w:proofErr w:type="gramEnd"/>
+            <w:r>
+              <w:rPr>
+                <w:rFonts w:asciiTheme="majorBidi" w:eastAsia="Courier New" w:hAnsiTheme="majorBidi" w:cstheme="majorBidi"/>
+                <w:color w:val="2C3E50"/>
+                <w:sz w:val="18"/>
+                <w:szCs w:val="18"/>
+                <w:lang w:val="en-US"/>
+              </w:rPr>
+              <w:t xml:space="preserve"> .</w:t>
+            </w:r>
+            <w:proofErr w:type="spellStart"/>
+            <w:r>
+              <w:rPr>
+                <w:rFonts w:asciiTheme="majorBidi" w:eastAsia="Courier New" w:hAnsiTheme="majorBidi" w:cstheme="majorBidi"/>
+                <w:color w:val="2C3E50"/>
+                <w:sz w:val="18"/>
+                <w:szCs w:val="18"/>
+                <w:lang w:val="en-US"/>
+              </w:rPr>
+              <w:t>venv</w:t>
+            </w:r>
+            <w:proofErr w:type="spellEnd"/>
+            <w:r>
+              <w:rPr>
+                <w:rFonts w:asciiTheme="majorBidi" w:eastAsia="Courier New" w:hAnsiTheme="majorBidi" w:cstheme="majorBidi"/>
+                <w:color w:val="2C3E50"/>
+                <w:sz w:val="18"/>
+                <w:szCs w:val="18"/>
+                <w:lang w:val="en-US"/>
+              </w:rPr>
+              <w:t>\Scripts\activate</w:t>
+            </w:r>
+          </w:p>
+        </w:tc>
+      </w:tr>
+      <w:tr>
+        <w:tc>
+          <w:tcPr>
+            <w:tcW w:w="9026" w:type="dxa"/>
+            <w:tcBorders>
+              <w:top w:val="none" w:sz="0" w:space="0" w:color="FFFFFF"/>
+              <w:left w:val="none" w:sz="0" w:space="0" w:color="FFFFFF"/>
+              <w:bottom w:val="none" w:sz="0" w:space="0" w:color="FFFFFF"/>
+              <w:right w:val="none" w:sz="0" w:space="0" w:color="FFFFFF"/>
+            </w:tcBorders>
+            <w:shd w:val="clear" w:color="auto" w:fill="F4F4F4"/>
+            <w:tcMar>
+              <w:top w:w="60" w:type="dxa"/>
+              <w:left w:w="200" w:type="dxa"/>
+              <w:bottom w:w="60" w:type="dxa"/>
+              <w:right w:w="200" w:type="dxa"/>
+            </w:tcMar>
+          </w:tcPr>
+          <w:p>
+            <w:pPr>
+              <w:jc w:val="both"/>
+              <w:rPr>
+                <w:rFonts w:asciiTheme="majorBidi" w:hAnsiTheme="majorBidi" w:cstheme="majorBidi"/>
+                <w:lang w:val="en-US"/>
+              </w:rPr>
+            </w:pPr>
+            <w:r>
+              <w:rPr>
+                <w:rFonts w:asciiTheme="majorBidi" w:eastAsia="Courier New" w:hAnsiTheme="majorBidi" w:cstheme="majorBidi"/>
+                <w:color w:val="2C3E50"/>
+                <w:sz w:val="18"/>
+                <w:szCs w:val="18"/>
+                <w:lang w:val="en-US"/>
+              </w:rPr>
+              <w:t>pip install -r requirements.txt</w:t>
+            </w:r>
+          </w:p>
+        </w:tc>
+      </w:tr>
+      <w:tr>
+        <w:tc>
+          <w:tcPr>
+            <w:tcW w:w="9026" w:type="dxa"/>
+            <w:tcBorders>
+              <w:top w:val="none" w:sz="0" w:space="0" w:color="FFFFFF"/>
+              <w:left w:val="none" w:sz="0" w:space="0" w:color="FFFFFF"/>
+              <w:bottom w:val="none" w:sz="0" w:space="0" w:color="FFFFFF"/>
+              <w:right w:val="none" w:sz="0" w:space="0" w:color="FFFFFF"/>
+            </w:tcBorders>
+            <w:shd w:val="clear" w:color="auto" w:fill="F4F4F4"/>
+            <w:tcMar>
+              <w:top w:w="60" w:type="dxa"/>
+              <w:left w:w="200" w:type="dxa"/>
+              <w:bottom w:w="60" w:type="dxa"/>
+              <w:right w:w="200" w:type="dxa"/>
+            </w:tcMar>
+          </w:tcPr>
+          <w:p>
+            <w:pPr>
+              <w:jc w:val="both"/>
+              <w:rPr>
+                <w:rFonts w:asciiTheme="majorBidi" w:hAnsiTheme="majorBidi" w:cstheme="majorBidi"/>
+              </w:rPr>
+            </w:pPr>
+            <w:proofErr w:type="gramStart"/>
+            <w:r>
+              <w:rPr>
+                <w:rFonts w:asciiTheme="majorBidi" w:eastAsia="Courier New" w:hAnsiTheme="majorBidi" w:cstheme="majorBidi"/>
+                <w:color w:val="2C3E50"/>
+                <w:sz w:val="18"/>
+                <w:szCs w:val="18"/>
+              </w:rPr>
+              <w:t>python</w:t>
+            </w:r>
+            <w:proofErr w:type="gramEnd"/>
+            <w:r>
+              <w:rPr>
+                <w:rFonts w:asciiTheme="majorBidi" w:eastAsia="Courier New" w:hAnsiTheme="majorBidi" w:cstheme="majorBidi"/>
+                <w:color w:val="2C3E50"/>
+                <w:sz w:val="18"/>
+                <w:szCs w:val="18"/>
+              </w:rPr>
+              <w:t xml:space="preserve"> manage.py </w:t>
+            </w:r>
+            <w:proofErr w:type="spellStart"/>
+            <w:r>
+              <w:rPr>
+                <w:rFonts w:asciiTheme="majorBidi" w:eastAsia="Courier New" w:hAnsiTheme="majorBidi" w:cstheme="majorBidi"/>
+                <w:color w:val="2C3E50"/>
+                <w:sz w:val="18"/>
+                <w:szCs w:val="18"/>
+              </w:rPr>
+              <w:t>migrate</w:t>
             </w:r>
             <w:proofErr w:type="spellEnd"/>
           </w:p>
@@ -8785,186 +9593,27 @@
               <w:jc w:val="both"/>
               <w:rPr>
                 <w:rFonts w:asciiTheme="majorBidi" w:hAnsiTheme="majorBidi" w:cstheme="majorBidi"/>
-                <w:lang w:val="en-US"/>
               </w:rPr>
             </w:pPr>
+            <w:proofErr w:type="gramStart"/>
             <w:r>
               <w:rPr>
                 <w:rFonts w:asciiTheme="majorBidi" w:eastAsia="Courier New" w:hAnsiTheme="majorBidi" w:cstheme="majorBidi"/>
                 <w:color w:val="2C3E50"/>
                 <w:sz w:val="18"/>
                 <w:szCs w:val="18"/>
-                <w:lang w:val="en-US"/>
-              </w:rPr>
-              <w:t>source .</w:t>
-            </w:r>
-            <w:proofErr w:type="spellStart"/>
+              </w:rPr>
+              <w:t>python</w:t>
+            </w:r>
+            <w:proofErr w:type="gramEnd"/>
             <w:r>
               <w:rPr>
                 <w:rFonts w:asciiTheme="majorBidi" w:eastAsia="Courier New" w:hAnsiTheme="majorBidi" w:cstheme="majorBidi"/>
                 <w:color w:val="2C3E50"/>
                 <w:sz w:val="18"/>
                 <w:szCs w:val="18"/>
-                <w:lang w:val="en-US"/>
-              </w:rPr>
-              <w:t>venv</w:t>
-            </w:r>
-            <w:proofErr w:type="spellEnd"/>
-            <w:r>
-              <w:rPr>
-                <w:rFonts w:asciiTheme="majorBidi" w:eastAsia="Courier New" w:hAnsiTheme="majorBidi" w:cstheme="majorBidi"/>
-                <w:color w:val="2C3E50"/>
-                <w:sz w:val="18"/>
-                <w:szCs w:val="18"/>
-                <w:lang w:val="en-US"/>
-              </w:rPr>
-              <w:t>/bin/activate        # Windows : .</w:t>
-            </w:r>
-            <w:proofErr w:type="spellStart"/>
-            <w:r>
-              <w:rPr>
-                <w:rFonts w:asciiTheme="majorBidi" w:eastAsia="Courier New" w:hAnsiTheme="majorBidi" w:cstheme="majorBidi"/>
-                <w:color w:val="2C3E50"/>
-                <w:sz w:val="18"/>
-                <w:szCs w:val="18"/>
-                <w:lang w:val="en-US"/>
-              </w:rPr>
-              <w:t>venv</w:t>
-            </w:r>
-            <w:proofErr w:type="spellEnd"/>
-            <w:r>
-              <w:rPr>
-                <w:rFonts w:asciiTheme="majorBidi" w:eastAsia="Courier New" w:hAnsiTheme="majorBidi" w:cstheme="majorBidi"/>
-                <w:color w:val="2C3E50"/>
-                <w:sz w:val="18"/>
-                <w:szCs w:val="18"/>
-                <w:lang w:val="en-US"/>
-              </w:rPr>
-              <w:t>\Scripts\activate</w:t>
-            </w:r>
-          </w:p>
-        </w:tc>
-      </w:tr>
-      <w:tr>
-        <w:tc>
-          <w:tcPr>
-            <w:tcW w:w="9026" w:type="dxa"/>
-            <w:tcBorders>
-              <w:top w:val="none" w:sz="0" w:space="0" w:color="FFFFFF"/>
-              <w:left w:val="none" w:sz="0" w:space="0" w:color="FFFFFF"/>
-              <w:bottom w:val="none" w:sz="0" w:space="0" w:color="FFFFFF"/>
-              <w:right w:val="none" w:sz="0" w:space="0" w:color="FFFFFF"/>
-            </w:tcBorders>
-            <w:shd w:val="clear" w:color="auto" w:fill="F4F4F4"/>
-            <w:tcMar>
-              <w:top w:w="60" w:type="dxa"/>
-              <w:left w:w="200" w:type="dxa"/>
-              <w:bottom w:w="60" w:type="dxa"/>
-              <w:right w:w="200" w:type="dxa"/>
-            </w:tcMar>
-          </w:tcPr>
-          <w:p>
-            <w:pPr>
-              <w:jc w:val="both"/>
-              <w:rPr>
-                <w:rFonts w:asciiTheme="majorBidi" w:hAnsiTheme="majorBidi" w:cstheme="majorBidi"/>
-                <w:lang w:val="en-US"/>
-              </w:rPr>
-            </w:pPr>
-            <w:r>
-              <w:rPr>
-                <w:rFonts w:asciiTheme="majorBidi" w:eastAsia="Courier New" w:hAnsiTheme="majorBidi" w:cstheme="majorBidi"/>
-                <w:color w:val="2C3E50"/>
-                <w:sz w:val="18"/>
-                <w:szCs w:val="18"/>
-                <w:lang w:val="en-US"/>
-              </w:rPr>
-              <w:t>pip install -r requirements.txt</w:t>
-            </w:r>
-          </w:p>
-        </w:tc>
-      </w:tr>
-      <w:tr>
-        <w:tc>
-          <w:tcPr>
-            <w:tcW w:w="9026" w:type="dxa"/>
-            <w:tcBorders>
-              <w:top w:val="none" w:sz="0" w:space="0" w:color="FFFFFF"/>
-              <w:left w:val="none" w:sz="0" w:space="0" w:color="FFFFFF"/>
-              <w:bottom w:val="none" w:sz="0" w:space="0" w:color="FFFFFF"/>
-              <w:right w:val="none" w:sz="0" w:space="0" w:color="FFFFFF"/>
-            </w:tcBorders>
-            <w:shd w:val="clear" w:color="auto" w:fill="F4F4F4"/>
-            <w:tcMar>
-              <w:top w:w="60" w:type="dxa"/>
-              <w:left w:w="200" w:type="dxa"/>
-              <w:bottom w:w="60" w:type="dxa"/>
-              <w:right w:w="200" w:type="dxa"/>
-            </w:tcMar>
-          </w:tcPr>
-          <w:p>
-            <w:pPr>
-              <w:jc w:val="both"/>
-              <w:rPr>
-                <w:rFonts w:asciiTheme="majorBidi" w:hAnsiTheme="majorBidi" w:cstheme="majorBidi"/>
-              </w:rPr>
-            </w:pPr>
-            <w:r>
-              <w:rPr>
-                <w:rFonts w:asciiTheme="majorBidi" w:eastAsia="Courier New" w:hAnsiTheme="majorBidi" w:cstheme="majorBidi"/>
-                <w:color w:val="2C3E50"/>
-                <w:sz w:val="18"/>
-                <w:szCs w:val="18"/>
-              </w:rPr>
-              <w:t xml:space="preserve">python manage.py </w:t>
-            </w:r>
-            <w:proofErr w:type="spellStart"/>
-            <w:r>
-              <w:rPr>
-                <w:rFonts w:asciiTheme="majorBidi" w:eastAsia="Courier New" w:hAnsiTheme="majorBidi" w:cstheme="majorBidi"/>
-                <w:color w:val="2C3E50"/>
-                <w:sz w:val="18"/>
-                <w:szCs w:val="18"/>
-              </w:rPr>
-              <w:t>migrate</w:t>
-            </w:r>
-            <w:proofErr w:type="spellEnd"/>
-          </w:p>
-        </w:tc>
-      </w:tr>
-      <w:tr>
-        <w:tc>
-          <w:tcPr>
-            <w:tcW w:w="9026" w:type="dxa"/>
-            <w:tcBorders>
-              <w:top w:val="none" w:sz="0" w:space="0" w:color="FFFFFF"/>
-              <w:left w:val="none" w:sz="0" w:space="0" w:color="FFFFFF"/>
-              <w:bottom w:val="none" w:sz="0" w:space="0" w:color="FFFFFF"/>
-              <w:right w:val="none" w:sz="0" w:space="0" w:color="FFFFFF"/>
-            </w:tcBorders>
-            <w:shd w:val="clear" w:color="auto" w:fill="F4F4F4"/>
-            <w:tcMar>
-              <w:top w:w="60" w:type="dxa"/>
-              <w:left w:w="200" w:type="dxa"/>
-              <w:bottom w:w="60" w:type="dxa"/>
-              <w:right w:w="200" w:type="dxa"/>
-            </w:tcMar>
-          </w:tcPr>
-          <w:p>
-            <w:pPr>
-              <w:jc w:val="both"/>
-              <w:rPr>
-                <w:rFonts w:asciiTheme="majorBidi" w:hAnsiTheme="majorBidi" w:cstheme="majorBidi"/>
-              </w:rPr>
-            </w:pPr>
-            <w:r>
-              <w:rPr>
-                <w:rFonts w:asciiTheme="majorBidi" w:eastAsia="Courier New" w:hAnsiTheme="majorBidi" w:cstheme="majorBidi"/>
-                <w:color w:val="2C3E50"/>
-                <w:sz w:val="18"/>
-                <w:szCs w:val="18"/>
-              </w:rPr>
-              <w:t xml:space="preserve">python manage.py </w:t>
+              </w:rPr>
+              <w:t xml:space="preserve"> manage.py </w:t>
             </w:r>
             <w:proofErr w:type="spellStart"/>
             <w:r>
@@ -9070,6 +9719,7 @@
                 <w:rFonts w:asciiTheme="majorBidi" w:hAnsiTheme="majorBidi" w:cstheme="majorBidi"/>
               </w:rPr>
             </w:pPr>
+            <w:proofErr w:type="gramStart"/>
             <w:r>
               <w:rPr>
                 <w:rFonts w:asciiTheme="majorBidi" w:eastAsia="Courier New" w:hAnsiTheme="majorBidi" w:cstheme="majorBidi"/>
@@ -9077,7 +9727,17 @@
                 <w:sz w:val="18"/>
                 <w:szCs w:val="18"/>
               </w:rPr>
-              <w:t>cd frontend</w:t>
+              <w:t>cd</w:t>
+            </w:r>
+            <w:proofErr w:type="gramEnd"/>
+            <w:r>
+              <w:rPr>
+                <w:rFonts w:asciiTheme="majorBidi" w:eastAsia="Courier New" w:hAnsiTheme="majorBidi" w:cstheme="majorBidi"/>
+                <w:color w:val="2C3E50"/>
+                <w:sz w:val="18"/>
+                <w:szCs w:val="18"/>
+              </w:rPr>
+              <w:t xml:space="preserve"> frontend</w:t>
             </w:r>
           </w:p>
         </w:tc>
@@ -9108,6 +9768,7 @@
               </w:rPr>
             </w:pPr>
             <w:proofErr w:type="spellStart"/>
+            <w:proofErr w:type="gramStart"/>
             <w:r>
               <w:rPr>
                 <w:rFonts w:asciiTheme="majorBidi" w:eastAsia="Courier New" w:hAnsiTheme="majorBidi" w:cstheme="majorBidi"/>
@@ -9118,6 +9779,7 @@
               <w:t>npm</w:t>
             </w:r>
             <w:proofErr w:type="spellEnd"/>
+            <w:proofErr w:type="gramEnd"/>
             <w:r>
               <w:rPr>
                 <w:rFonts w:asciiTheme="majorBidi" w:eastAsia="Courier New" w:hAnsiTheme="majorBidi" w:cstheme="majorBidi"/>
@@ -9167,6 +9829,7 @@
               </w:rPr>
             </w:pPr>
             <w:proofErr w:type="spellStart"/>
+            <w:proofErr w:type="gramStart"/>
             <w:r>
               <w:rPr>
                 <w:rFonts w:asciiTheme="majorBidi" w:eastAsia="Courier New" w:hAnsiTheme="majorBidi" w:cstheme="majorBidi"/>
@@ -9177,6 +9840,7 @@
               <w:t>npx</w:t>
             </w:r>
             <w:proofErr w:type="spellEnd"/>
+            <w:proofErr w:type="gramEnd"/>
             <w:r>
               <w:rPr>
                 <w:rFonts w:asciiTheme="majorBidi" w:eastAsia="Courier New" w:hAnsiTheme="majorBidi" w:cstheme="majorBidi"/>
@@ -9503,7 +10167,25 @@
           <w:sz w:val="24"/>
           <w:szCs w:val="24"/>
         </w:rPr>
-        <w:t>, authentification, filtres avancés et mise à jour en temps réel — ouvrent la voie à une version production à part entière. e-</w:t>
+        <w:t xml:space="preserve">, authentification, filtres avancés et mise à jour en temps réel — ouvrent la voie à une version production à part entière. </w:t>
+      </w:r>
+      <w:proofErr w:type="gramStart"/>
+      <w:r>
+        <w:rPr>
+          <w:rFonts w:asciiTheme="majorBidi" w:hAnsiTheme="majorBidi" w:cstheme="majorBidi"/>
+          <w:sz w:val="24"/>
+          <w:szCs w:val="24"/>
+        </w:rPr>
+        <w:t>e</w:t>
+      </w:r>
+      <w:proofErr w:type="gramEnd"/>
+      <w:r>
+        <w:rPr>
+          <w:rFonts w:asciiTheme="majorBidi" w:hAnsiTheme="majorBidi" w:cstheme="majorBidi"/>
+          <w:sz w:val="24"/>
+          <w:szCs w:val="24"/>
+        </w:rPr>
+        <w:t>-</w:t>
       </w:r>
       <w:proofErr w:type="spellStart"/>
       <w:r>
@@ -9534,8 +10216,8 @@
       </w:pPr>
     </w:p>
     <w:sectPr>
-      <w:headerReference w:type="default" r:id="rId19"/>
-      <w:footerReference w:type="default" r:id="rId20"/>
+      <w:headerReference w:type="default" r:id="rId20"/>
+      <w:footerReference w:type="default" r:id="rId21"/>
       <w:pgSz w:w="11906" w:h="16838"/>
       <w:pgMar w:top="1440" w:right="1260" w:bottom="1440" w:left="1440" w:header="708" w:footer="708" w:gutter="0"/>
       <w:cols w:space="720"/>
